--- a/docs/cannabis/README.docx
+++ b/docs/cannabis/README.docx
@@ -95,6 +95,30 @@
       </w:pPr>
       <w:r>
         <w:t xml:space="preserve">`SKILLS_E_FERRAMENTAS.md` — as 30 skills/MCPs mais uteis ao vertical.</w:t>
+      </w:r>
+    </w:p>
+    <w:p>
+      <w:pPr>
+        <w:pStyle w:val="ListParagraph"/>
+        <w:numPr>
+          <w:ilvl w:val="0"/>
+          <w:numId w:val="1"/>
+        </w:numPr>
+      </w:pPr>
+      <w:r>
+        <w:t xml:space="preserve">`DECK_INVESTIDORES_CINALA.pptx` — deck de investidores (14 slides, tema da marca); versao HTML gemea em `dist-cannabis/deck.html`.</w:t>
+      </w:r>
+    </w:p>
+    <w:p>
+      <w:pPr>
+        <w:pStyle w:val="ListParagraph"/>
+        <w:numPr>
+          <w:ilvl w:val="0"/>
+          <w:numId w:val="1"/>
+        </w:numPr>
+      </w:pPr>
+      <w:r>
+        <w:t xml:space="preserve">`DEMO_SOCIOS.md` — roteiro de demonstracao do site, deck e app para reunioes com socios.</w:t>
       </w:r>
     </w:p>
     <w:p>

--- a/docs/cannabis/README.docx
+++ b/docs/cannabis/README.docx
@@ -21,7 +21,7 @@
         <w:jc w:val="both"/>
       </w:pPr>
       <w:r>
-        <w:t xml:space="preserve">Vertical comercial de cannabis medicinal (marca de trabalho: Cinala Verde). Fase: apresentacao e estruturacao. Nada aqui e operacao comercial.</w:t>
+        <w:t xml:space="preserve">Vertical comercial de cannabis medicinal (marca de trabalho: Gota Verde). Fase: apresentacao e estruturacao. Nada aqui e operacao comercial.</w:t>
       </w:r>
     </w:p>
     <w:p>
@@ -106,7 +106,7 @@
         </w:numPr>
       </w:pPr>
       <w:r>
-        <w:t xml:space="preserve">`DECK_INVESTIDORES_CINALA.pptx` — deck de investidores (14 slides, tema da marca); versao HTML gemea em `dist-cannabis/deck.html`.</w:t>
+        <w:t xml:space="preserve">`DECK_INVESTIDORES_GOTAVERDE.pptx` — deck de investidores (14 slides, tema da marca); versao HTML gemea em `dist-cannabis/deck.html`.</w:t>
       </w:r>
     </w:p>
     <w:p>
